--- a/Документация практика/Титульник.docx
+++ b/Документация практика/Титульник.docx
@@ -986,9 +986,8 @@
         <w:rPr>
           <w:rFonts w:ascii="Times New Roman" w:hAnsi="Times New Roman" w:cs="Times New Roman"/>
           <w:bCs/>
-          <w:sz w:val="26"/>
-          <w:szCs w:val="26"/>
-          <w:u w:val="single"/>
+          <w:sz w:val="28"/>
+          <w:szCs w:val="28"/>
         </w:rPr>
       </w:pPr>
       <w:r>
@@ -1002,35 +1001,41 @@
         </w:rPr>
         <w:t xml:space="preserve">                                 </w:t>
       </w:r>
-      <w:r>
-        <w:rPr>
-          <w:rFonts w:ascii="Times New Roman" w:hAnsi="Times New Roman" w:cs="Times New Roman"/>
+      <w:hyperlink r:id="rId9" w:history="1">
+        <w:r>
+          <w:rPr>
+            <w:rStyle w:val="af4"/>
+            <w:rFonts w:ascii="Times New Roman" w:hAnsi="Times New Roman" w:cs="Times New Roman"/>
+            <w:bCs/>
+            <w:sz w:val="28"/>
+            <w:szCs w:val="28"/>
+          </w:rPr>
+          <w:t>https://yellowisp53.github.io/</w:t>
+        </w:r>
+      </w:hyperlink>
+    </w:p>
+    <w:p>
+      <w:pPr>
+        <w:widowControl/>
+        <w:pBdr>
+          <w:top w:val="single" w:sz="18" w:space="1" w:color="auto"/>
+          <w:left w:val="single" w:sz="18" w:space="4" w:color="auto"/>
+          <w:bottom w:val="single" w:sz="18" w:space="1" w:color="auto"/>
+          <w:right w:val="single" w:sz="18" w:space="4" w:color="auto"/>
+        </w:pBdr>
+        <w:autoSpaceDE/>
+        <w:autoSpaceDN/>
+        <w:adjustRightInd/>
+        <w:ind w:firstLine="851"/>
+        <w:jc w:val="both"/>
+        <w:rPr>
+          <w:rFonts w:asciiTheme="minorHAnsi" w:hAnsiTheme="minorHAnsi" w:cs="Times New Roman"/>
           <w:bCs/>
-          <w:sz w:val="28"/>
-          <w:szCs w:val="28"/>
-        </w:rPr>
-        <w:t>https://yellowisp53.github.io/</w:t>
-      </w:r>
-      <w:r>
-        <w:rPr>
-          <w:rFonts w:ascii="Times New Roman" w:hAnsi="Times New Roman" w:cs="Times New Roman"/>
-          <w:bCs/>
-          <w:sz w:val="26"/>
-          <w:szCs w:val="26"/>
-          <w:u w:val="single"/>
-        </w:rPr>
-        <w:t xml:space="preserve">                                        </w:t>
-      </w:r>
-      <w:r>
-        <w:rPr>
-          <w:rFonts w:ascii="Segoe UI Symbol" w:hAnsi="Segoe UI Symbol" w:cs="Segoe UI Symbol"/>
-          <w:bCs/>
-          <w:sz w:val="26"/>
-          <w:szCs w:val="26"/>
-          <w:u w:val="single"/>
-        </w:rPr>
-        <w:t>⠀</w:t>
-      </w:r>
+          <w:sz w:val="26"/>
+          <w:szCs w:val="26"/>
+          <w:u w:val="single"/>
+        </w:rPr>
+      </w:pPr>
     </w:p>
     <w:p>
       <w:pPr>
@@ -1517,25 +1522,6 @@
         <w:tab/>
         <w:t>(инициалы, фамилия)</w:t>
       </w:r>
-    </w:p>
-    <w:p>
-      <w:pPr>
-        <w:widowControl/>
-        <w:pBdr>
-          <w:top w:val="single" w:sz="18" w:space="1" w:color="auto"/>
-          <w:left w:val="single" w:sz="18" w:space="4" w:color="auto"/>
-          <w:bottom w:val="single" w:sz="18" w:space="1" w:color="auto"/>
-          <w:right w:val="single" w:sz="18" w:space="4" w:color="auto"/>
-        </w:pBdr>
-        <w:autoSpaceDE/>
-        <w:autoSpaceDN/>
-        <w:adjustRightInd/>
-        <w:rPr>
-          <w:rFonts w:ascii="Times New Roman" w:hAnsi="Times New Roman" w:cs="Times New Roman"/>
-          <w:sz w:val="26"/>
-          <w:szCs w:val="26"/>
-        </w:rPr>
-      </w:pPr>
     </w:p>
     <w:p>
       <w:pPr>
@@ -1760,7 +1746,7 @@
       </w:pPr>
     </w:p>
     <w:sectPr>
-      <w:footerReference w:type="default" r:id="rId9"/>
+      <w:footerReference w:type="default" r:id="rId10"/>
       <w:pgSz w:w="11909" w:h="16834"/>
       <w:pgMar w:top="851" w:right="710" w:bottom="1843" w:left="1418" w:header="709" w:footer="709" w:gutter="0"/>
       <w:cols w:num="2" w:space="720"/>
@@ -4376,28 +4362,28 @@
 </file>
 
 <file path=customXml/item1.xml><?xml version="1.0" encoding="utf-8"?>
+<b:Sources xmlns:b="http://schemas.openxmlformats.org/officeDocument/2006/bibliography" xmlns="http://schemas.openxmlformats.org/officeDocument/2006/bibliography" SelectedStyle="\APASixthEditionOfficeOnline.xsl" StyleName="APA" Version="6"/>
+</file>
+
+<file path=customXml/item2.xml><?xml version="1.0" encoding="utf-8"?>
 <go:gDocsCustomXmlDataStorage xmlns:go="http://customooxmlschemas.google.com/" xmlns:r="http://schemas.openxmlformats.org/officeDocument/2006/relationships" uri="GoogleDocsCustomDataVersion1">
   <go:docsCustomData xmlns:go="http://customooxmlschemas.google.com/" roundtripDataSignature="AMtx7mhFYNk7Is4PwN+h5TK/HaognwqzOg==">AMUW2mU+QZCcPOzvtifIOG+rJyAE0Pt4V0RnOGQ3Wx5NkKwmVtpSzuOlt2EZ2AJv5o5Kb2QTuOcE+GPD3y6iNz1Lq5QadOc284DVsg+A5iX+fWo/rFgsFaG7mpblgqV9Ri0o3fr+KFPs</go:docsCustomData>
 </go:gDocsCustomXmlDataStorage>
 </file>
 
-<file path=customXml/item2.xml><?xml version="1.0" encoding="utf-8"?>
-<b:Sources xmlns:b="http://schemas.openxmlformats.org/officeDocument/2006/bibliography" xmlns="http://schemas.openxmlformats.org/officeDocument/2006/bibliography" SelectedStyle="\APASixthEditionOfficeOnline.xsl" StyleName="APA" Version="6"/>
+<file path=customXml/itemProps1.xml><?xml version="1.0" encoding="utf-8"?>
+<ds:datastoreItem xmlns:ds="http://schemas.openxmlformats.org/officeDocument/2006/customXml" ds:itemID="{CEB11179-053E-4A8D-92F3-2B6D93AF8F78}">
+  <ds:schemaRefs>
+    <ds:schemaRef ds:uri="http://schemas.openxmlformats.org/officeDocument/2006/bibliography"/>
+  </ds:schemaRefs>
+</ds:datastoreItem>
 </file>
 
-<file path=customXml/itemProps1.xml><?xml version="1.0" encoding="utf-8"?>
+<file path=customXml/itemProps2.xml><?xml version="1.0" encoding="utf-8"?>
 <ds:datastoreItem xmlns:ds="http://schemas.openxmlformats.org/officeDocument/2006/customXml" ds:itemID="{11111111-1234-1234-1234-123412341234}">
   <ds:schemaRefs>
     <ds:schemaRef ds:uri="http://customooxmlschemas.google.com/"/>
     <ds:schemaRef ds:uri="http://schemas.openxmlformats.org/officeDocument/2006/relationships"/>
   </ds:schemaRefs>
 </ds:datastoreItem>
-</file>
-
-<file path=customXml/itemProps2.xml><?xml version="1.0" encoding="utf-8"?>
-<ds:datastoreItem xmlns:ds="http://schemas.openxmlformats.org/officeDocument/2006/customXml" ds:itemID="{CEB11179-053E-4A8D-92F3-2B6D93AF8F78}">
-  <ds:schemaRefs>
-    <ds:schemaRef ds:uri="http://schemas.openxmlformats.org/officeDocument/2006/bibliography"/>
-  </ds:schemaRefs>
-</ds:datastoreItem>
 </file>